--- a/!Готовые работы/2.docx
+++ b/!Готовые работы/2.docx
@@ -4,165 +4,1075 @@
   <w:body>
     <w:p>
       <w:pPr>
-        <w:ind w:firstLine="0"/>
-        <w:jc w:val="center"/>
+        <w:pStyle w:val="1"/>
+        <w:ind w:left="851"/>
+        <w:rPr>
+          <w:sz w:val="28"/>
+          <w:szCs w:val="16"/>
+        </w:rPr>
+      </w:pPr>
+      <w:r>
+        <w:rPr>
+          <w:sz w:val="28"/>
+          <w:szCs w:val="16"/>
+        </w:rPr>
+        <w:t>Практическая</w:t>
+      </w:r>
+      <w:r>
+        <w:rPr>
+          <w:sz w:val="28"/>
+          <w:szCs w:val="16"/>
+        </w:rPr>
+        <w:t xml:space="preserve"> работа. </w:t>
+      </w:r>
+      <w:r>
+        <w:rPr>
+          <w:sz w:val="28"/>
+          <w:szCs w:val="16"/>
+        </w:rPr>
+        <w:t>Раздел 2</w:t>
+      </w:r>
+    </w:p>
+    <w:p>
+      <w:r>
         <w:rPr>
           <w:b/>
-          <w:bCs/>
+        </w:rPr>
+        <w:t>Тема:</w:t>
+      </w:r>
+      <w:r>
+        <w:t xml:space="preserve"> </w:t>
+      </w:r>
+      <w:r>
+        <w:t>«</w:t>
+      </w:r>
+      <w:r>
+        <w:t>Участие в составлении проектной документации. Формирование ТЗ</w:t>
+      </w:r>
+      <w:r>
+        <w:t>»</w:t>
+      </w:r>
+    </w:p>
+    <w:p>
+      <w:r>
+        <w:rPr>
+          <w:b/>
+        </w:rPr>
+        <w:t>Цель</w:t>
+      </w:r>
+      <w:r>
+        <w:rPr>
+          <w:b/>
+        </w:rPr>
+        <w:t>:</w:t>
+      </w:r>
+      <w:r>
+        <w:t xml:space="preserve"> </w:t>
+      </w:r>
+      <w:r>
+        <w:t>Разработать Техническое задание (ТЗ) на сопровождение информационной системы в соответствии с ГОСТ 19.201-78 / ГОСТ 34.602-2020, обосновать выбор технологического стека (MS SQL Server + C# / VS2022), сформировать приложение к ТЗ</w:t>
+      </w:r>
+      <w:r>
+        <w:t>.</w:t>
+      </w:r>
+    </w:p>
+    <w:p>
+      <w:r>
+        <w:rPr>
+          <w:b/>
+        </w:rPr>
+        <w:t>Вариант 22</w:t>
+      </w:r>
+      <w:r>
+        <w:rPr>
+          <w:b/>
+        </w:rPr>
+        <w:t>:</w:t>
+      </w:r>
+      <w:r>
+        <w:t xml:space="preserve"> Автоцентр «Плюс»</w:t>
+      </w:r>
+    </w:p>
+    <w:p>
+      <w:pPr>
+        <w:pStyle w:val="21"/>
+        <w:ind w:left="851"/>
+      </w:pPr>
+      <w:r>
+        <w:t>2.1. Общие сведения</w:t>
+      </w:r>
+    </w:p>
+    <w:tbl>
+      <w:tblPr>
+        <w:tblStyle w:val="ad"/>
+        <w:tblW w:w="10200" w:type="dxa"/>
+        <w:tblLook w:val="04A0" w:firstRow="1" w:lastRow="0" w:firstColumn="1" w:lastColumn="0" w:noHBand="0" w:noVBand="1"/>
+      </w:tblPr>
+      <w:tblGrid>
+        <w:gridCol w:w="5100"/>
+        <w:gridCol w:w="5100"/>
+      </w:tblGrid>
+      <w:tr>
+        <w:trPr>
+          <w:trHeight w:val="287"/>
+        </w:trPr>
+        <w:tc>
+          <w:tcPr>
+            <w:tcW w:w="5100" w:type="dxa"/>
+          </w:tcPr>
+          <w:p>
+            <w:pPr>
+              <w:spacing w:after="20"/>
+            </w:pPr>
+            <w:r>
+              <w:rPr>
+                <w:b/>
+                <w:sz w:val="16"/>
+              </w:rPr>
+              <w:t>Параметр</w:t>
+            </w:r>
+          </w:p>
+        </w:tc>
+        <w:tc>
+          <w:tcPr>
+            <w:tcW w:w="5100" w:type="dxa"/>
+          </w:tcPr>
+          <w:p>
+            <w:pPr>
+              <w:spacing w:after="20"/>
+            </w:pPr>
+            <w:r>
+              <w:rPr>
+                <w:b/>
+                <w:sz w:val="16"/>
+              </w:rPr>
+              <w:t>Значение</w:t>
+            </w:r>
+          </w:p>
+        </w:tc>
+      </w:tr>
+      <w:tr>
+        <w:trPr>
+          <w:trHeight w:val="308"/>
+        </w:trPr>
+        <w:tc>
+          <w:tcPr>
+            <w:tcW w:w="5100" w:type="dxa"/>
+          </w:tcPr>
+          <w:p>
+            <w:pPr>
+              <w:spacing w:after="20"/>
+            </w:pPr>
+            <w:r>
+              <w:rPr>
+                <w:sz w:val="16"/>
+              </w:rPr>
+              <w:t>Наименование системы</w:t>
+            </w:r>
+          </w:p>
+        </w:tc>
+        <w:tc>
+          <w:tcPr>
+            <w:tcW w:w="5100" w:type="dxa"/>
+          </w:tcPr>
+          <w:p>
+            <w:pPr>
+              <w:spacing w:after="20"/>
+            </w:pPr>
+            <w:r>
+              <w:rPr>
+                <w:sz w:val="16"/>
+              </w:rPr>
+              <w:t>ИС «Автоцентр Плюс»</w:t>
+            </w:r>
+          </w:p>
+        </w:tc>
+      </w:tr>
+      <w:tr>
+        <w:trPr>
+          <w:trHeight w:val="287"/>
+        </w:trPr>
+        <w:tc>
+          <w:tcPr>
+            <w:tcW w:w="5100" w:type="dxa"/>
+          </w:tcPr>
+          <w:p>
+            <w:pPr>
+              <w:spacing w:after="20"/>
+            </w:pPr>
+            <w:r>
+              <w:rPr>
+                <w:sz w:val="16"/>
+              </w:rPr>
+              <w:t>Заказчик</w:t>
+            </w:r>
+          </w:p>
+        </w:tc>
+        <w:tc>
+          <w:tcPr>
+            <w:tcW w:w="5100" w:type="dxa"/>
+          </w:tcPr>
+          <w:p>
+            <w:pPr>
+              <w:spacing w:after="20"/>
+            </w:pPr>
+            <w:r>
+              <w:rPr>
+                <w:sz w:val="16"/>
+              </w:rPr>
+              <w:t>Автоцентр «Плюс»</w:t>
+            </w:r>
+          </w:p>
+        </w:tc>
+      </w:tr>
+      <w:tr>
+        <w:trPr>
+          <w:trHeight w:val="287"/>
+        </w:trPr>
+        <w:tc>
+          <w:tcPr>
+            <w:tcW w:w="5100" w:type="dxa"/>
+          </w:tcPr>
+          <w:p>
+            <w:pPr>
+              <w:spacing w:after="20"/>
+            </w:pPr>
+            <w:r>
+              <w:rPr>
+                <w:sz w:val="16"/>
+              </w:rPr>
+              <w:t>Разработчик</w:t>
+            </w:r>
+          </w:p>
+        </w:tc>
+        <w:tc>
+          <w:tcPr>
+            <w:tcW w:w="5100" w:type="dxa"/>
+          </w:tcPr>
+          <w:p>
+            <w:pPr>
+              <w:spacing w:after="20"/>
+            </w:pPr>
+            <w:r>
+              <w:rPr>
+                <w:sz w:val="16"/>
+              </w:rPr>
+              <w:t>Студент, проходящий УП по ПМ.06</w:t>
+            </w:r>
+          </w:p>
+        </w:tc>
+      </w:tr>
+      <w:tr>
+        <w:trPr>
+          <w:trHeight w:val="287"/>
+        </w:trPr>
+        <w:tc>
+          <w:tcPr>
+            <w:tcW w:w="5100" w:type="dxa"/>
+          </w:tcPr>
+          <w:p>
+            <w:pPr>
+              <w:spacing w:after="20"/>
+            </w:pPr>
+            <w:r>
+              <w:rPr>
+                <w:sz w:val="16"/>
+              </w:rPr>
+              <w:t>СУБД</w:t>
+            </w:r>
+          </w:p>
+        </w:tc>
+        <w:tc>
+          <w:tcPr>
+            <w:tcW w:w="5100" w:type="dxa"/>
+          </w:tcPr>
+          <w:p>
+            <w:pPr>
+              <w:spacing w:after="20"/>
+            </w:pPr>
+            <w:r>
+              <w:rPr>
+                <w:sz w:val="16"/>
+              </w:rPr>
+              <w:t>Microsoft SQL Server 2019+</w:t>
+            </w:r>
+          </w:p>
+        </w:tc>
+      </w:tr>
+      <w:tr>
+        <w:trPr>
+          <w:trHeight w:val="308"/>
+        </w:trPr>
+        <w:tc>
+          <w:tcPr>
+            <w:tcW w:w="5100" w:type="dxa"/>
+          </w:tcPr>
+          <w:p>
+            <w:pPr>
+              <w:spacing w:after="20"/>
+            </w:pPr>
+            <w:r>
+              <w:rPr>
+                <w:sz w:val="16"/>
+              </w:rPr>
+              <w:t>Среда разработки</w:t>
+            </w:r>
+          </w:p>
+        </w:tc>
+        <w:tc>
+          <w:tcPr>
+            <w:tcW w:w="5100" w:type="dxa"/>
+          </w:tcPr>
+          <w:p>
+            <w:pPr>
+              <w:spacing w:after="20"/>
+              <w:rPr>
+                <w:lang w:val="en-US"/>
+              </w:rPr>
+            </w:pPr>
+            <w:r>
+              <w:rPr>
+                <w:sz w:val="16"/>
+                <w:lang w:val="en-US"/>
+              </w:rPr>
+              <w:t>Visual Studio 2022 (.NET 8, WinForms, ASP.NET Core)</w:t>
+            </w:r>
+          </w:p>
+        </w:tc>
+      </w:tr>
+      <w:tr>
+        <w:trPr>
+          <w:trHeight w:val="287"/>
+        </w:trPr>
+        <w:tc>
+          <w:tcPr>
+            <w:tcW w:w="5100" w:type="dxa"/>
+          </w:tcPr>
+          <w:p>
+            <w:pPr>
+              <w:spacing w:after="20"/>
+            </w:pPr>
+            <w:r>
+              <w:rPr>
+                <w:sz w:val="16"/>
+              </w:rPr>
+              <w:t>Язык запросов</w:t>
+            </w:r>
+          </w:p>
+        </w:tc>
+        <w:tc>
+          <w:tcPr>
+            <w:tcW w:w="5100" w:type="dxa"/>
+          </w:tcPr>
+          <w:p>
+            <w:pPr>
+              <w:spacing w:after="20"/>
+            </w:pPr>
+            <w:r>
+              <w:rPr>
+                <w:sz w:val="16"/>
+              </w:rPr>
+              <w:t>T-SQL</w:t>
+            </w:r>
+          </w:p>
+        </w:tc>
+      </w:tr>
+    </w:tbl>
+    <w:p>
+      <w:pPr>
+        <w:pStyle w:val="21"/>
+        <w:ind w:left="851"/>
+      </w:pPr>
+      <w:r>
+        <w:t>2.3. Требования к функциональности</w:t>
+      </w:r>
+    </w:p>
+    <w:tbl>
+      <w:tblPr>
+        <w:tblStyle w:val="ad"/>
+        <w:tblW w:w="10160" w:type="dxa"/>
+        <w:tblLook w:val="04A0" w:firstRow="1" w:lastRow="0" w:firstColumn="1" w:lastColumn="0" w:noHBand="0" w:noVBand="1"/>
+      </w:tblPr>
+      <w:tblGrid>
+        <w:gridCol w:w="5080"/>
+        <w:gridCol w:w="5080"/>
+      </w:tblGrid>
+      <w:tr>
+        <w:trPr>
+          <w:trHeight w:val="199"/>
+        </w:trPr>
+        <w:tc>
+          <w:tcPr>
+            <w:tcW w:w="5080" w:type="dxa"/>
+          </w:tcPr>
+          <w:p>
+            <w:pPr>
+              <w:spacing w:after="20"/>
+              <w:rPr>
+                <w:sz w:val="20"/>
+              </w:rPr>
+            </w:pPr>
+            <w:r>
+              <w:rPr>
+                <w:b/>
+                <w:sz w:val="20"/>
+              </w:rPr>
+              <w:t>№</w:t>
+            </w:r>
+          </w:p>
+        </w:tc>
+        <w:tc>
+          <w:tcPr>
+            <w:tcW w:w="5080" w:type="dxa"/>
+          </w:tcPr>
+          <w:p>
+            <w:pPr>
+              <w:spacing w:after="20"/>
+              <w:rPr>
+                <w:sz w:val="20"/>
+              </w:rPr>
+            </w:pPr>
+            <w:r>
+              <w:rPr>
+                <w:b/>
+                <w:sz w:val="20"/>
+              </w:rPr>
+              <w:t>Требование</w:t>
+            </w:r>
+          </w:p>
+        </w:tc>
+      </w:tr>
+      <w:tr>
+        <w:trPr>
+          <w:trHeight w:val="398"/>
+        </w:trPr>
+        <w:tc>
+          <w:tcPr>
+            <w:tcW w:w="5080" w:type="dxa"/>
+          </w:tcPr>
+          <w:p>
+            <w:pPr>
+              <w:spacing w:after="20"/>
+              <w:rPr>
+                <w:sz w:val="20"/>
+              </w:rPr>
+            </w:pPr>
+            <w:r>
+              <w:rPr>
+                <w:sz w:val="20"/>
+              </w:rPr>
+              <w:t>Ф1</w:t>
+            </w:r>
+          </w:p>
+        </w:tc>
+        <w:tc>
+          <w:tcPr>
+            <w:tcW w:w="5080" w:type="dxa"/>
+          </w:tcPr>
+          <w:p>
+            <w:pPr>
+              <w:spacing w:after="20"/>
+              <w:ind w:firstLine="0"/>
+              <w:rPr>
+                <w:sz w:val="20"/>
+              </w:rPr>
+            </w:pPr>
+            <w:r>
+              <w:rPr>
+                <w:sz w:val="20"/>
+              </w:rPr>
+              <w:t>Ведение справочника заказчиков (просмотр, добавление, редактирование, удаление)</w:t>
+            </w:r>
+          </w:p>
+        </w:tc>
+      </w:tr>
+      <w:tr>
+        <w:trPr>
+          <w:trHeight w:val="383"/>
+        </w:trPr>
+        <w:tc>
+          <w:tcPr>
+            <w:tcW w:w="5080" w:type="dxa"/>
+          </w:tcPr>
+          <w:p>
+            <w:pPr>
+              <w:spacing w:after="20"/>
+              <w:rPr>
+                <w:sz w:val="20"/>
+              </w:rPr>
+            </w:pPr>
+            <w:r>
+              <w:rPr>
+                <w:sz w:val="20"/>
+              </w:rPr>
+              <w:t>Ф2</w:t>
+            </w:r>
+          </w:p>
+        </w:tc>
+        <w:tc>
+          <w:tcPr>
+            <w:tcW w:w="5080" w:type="dxa"/>
+          </w:tcPr>
+          <w:p>
+            <w:pPr>
+              <w:spacing w:after="20"/>
+              <w:ind w:firstLine="0"/>
+              <w:rPr>
+                <w:sz w:val="20"/>
+              </w:rPr>
+            </w:pPr>
+            <w:r>
+              <w:rPr>
+                <w:sz w:val="20"/>
+              </w:rPr>
+              <w:t>Ведение справочников продукции, материалов, операций, спецификаций</w:t>
+            </w:r>
+          </w:p>
+        </w:tc>
+      </w:tr>
+      <w:tr>
+        <w:trPr>
+          <w:trHeight w:val="398"/>
+        </w:trPr>
+        <w:tc>
+          <w:tcPr>
+            <w:tcW w:w="5080" w:type="dxa"/>
+          </w:tcPr>
+          <w:p>
+            <w:pPr>
+              <w:spacing w:after="20"/>
+              <w:rPr>
+                <w:sz w:val="20"/>
+              </w:rPr>
+            </w:pPr>
+            <w:r>
+              <w:rPr>
+                <w:sz w:val="20"/>
+              </w:rPr>
+              <w:t>Ф3</w:t>
+            </w:r>
+          </w:p>
+        </w:tc>
+        <w:tc>
+          <w:tcPr>
+            <w:tcW w:w="5080" w:type="dxa"/>
+          </w:tcPr>
+          <w:p>
+            <w:pPr>
+              <w:spacing w:after="20"/>
+              <w:ind w:firstLine="0"/>
+              <w:rPr>
+                <w:sz w:val="20"/>
+              </w:rPr>
+            </w:pPr>
+            <w:r>
+              <w:rPr>
+                <w:sz w:val="20"/>
+              </w:rPr>
+              <w:t>Оформление заказов покупателя с позициями и количеством</w:t>
+            </w:r>
+          </w:p>
+        </w:tc>
+      </w:tr>
+      <w:tr>
+        <w:trPr>
+          <w:trHeight w:val="582"/>
+        </w:trPr>
+        <w:tc>
+          <w:tcPr>
+            <w:tcW w:w="5080" w:type="dxa"/>
+          </w:tcPr>
+          <w:p>
+            <w:pPr>
+              <w:spacing w:after="20"/>
+              <w:rPr>
+                <w:sz w:val="20"/>
+              </w:rPr>
+            </w:pPr>
+            <w:r>
+              <w:rPr>
+                <w:sz w:val="20"/>
+              </w:rPr>
+              <w:t>Ф4</w:t>
+            </w:r>
+          </w:p>
+        </w:tc>
+        <w:tc>
+          <w:tcPr>
+            <w:tcW w:w="5080" w:type="dxa"/>
+          </w:tcPr>
+          <w:p>
+            <w:pPr>
+              <w:spacing w:after="20"/>
+              <w:ind w:firstLine="0"/>
+              <w:rPr>
+                <w:sz w:val="20"/>
+              </w:rPr>
+            </w:pPr>
+            <w:r>
+              <w:rPr>
+                <w:sz w:val="20"/>
+              </w:rPr>
+              <w:t>Расчёт ПОЛНОЙ стоимости заказа с учётом количества продукции, стоимости всех материалов и технологических операций с нормой расхода</w:t>
+            </w:r>
+          </w:p>
+        </w:tc>
+      </w:tr>
+      <w:tr>
+        <w:trPr>
+          <w:trHeight w:val="383"/>
+        </w:trPr>
+        <w:tc>
+          <w:tcPr>
+            <w:tcW w:w="5080" w:type="dxa"/>
+          </w:tcPr>
+          <w:p>
+            <w:pPr>
+              <w:spacing w:after="20"/>
+              <w:rPr>
+                <w:sz w:val="20"/>
+              </w:rPr>
+            </w:pPr>
+            <w:r>
+              <w:rPr>
+                <w:sz w:val="20"/>
+              </w:rPr>
+              <w:t>Ф5</w:t>
+            </w:r>
+          </w:p>
+        </w:tc>
+        <w:tc>
+          <w:tcPr>
+            <w:tcW w:w="5080" w:type="dxa"/>
+          </w:tcPr>
+          <w:p>
+            <w:pPr>
+              <w:spacing w:after="20"/>
+              <w:ind w:firstLine="0"/>
+              <w:rPr>
+                <w:sz w:val="20"/>
+              </w:rPr>
+            </w:pPr>
+            <w:r>
+              <w:rPr>
+                <w:sz w:val="20"/>
+              </w:rPr>
+              <w:t>Отчёт «</w:t>
+            </w:r>
+            <w:proofErr w:type="spellStart"/>
+            <w:r>
+              <w:rPr>
+                <w:sz w:val="20"/>
+              </w:rPr>
+              <w:t>АнализЗаказовКлиентов</w:t>
+            </w:r>
+            <w:proofErr w:type="spellEnd"/>
+            <w:r>
+              <w:rPr>
+                <w:sz w:val="20"/>
+              </w:rPr>
+              <w:t>» с расчётом % скидки, строкой «ИТОГО», условным оформлением</w:t>
+            </w:r>
+          </w:p>
+        </w:tc>
+      </w:tr>
+      <w:tr>
+        <w:trPr>
+          <w:trHeight w:val="398"/>
+        </w:trPr>
+        <w:tc>
+          <w:tcPr>
+            <w:tcW w:w="5080" w:type="dxa"/>
+          </w:tcPr>
+          <w:p>
+            <w:pPr>
+              <w:spacing w:after="20"/>
+              <w:rPr>
+                <w:sz w:val="20"/>
+              </w:rPr>
+            </w:pPr>
+            <w:r>
+              <w:rPr>
+                <w:sz w:val="20"/>
+              </w:rPr>
+              <w:t>Ф6</w:t>
+            </w:r>
+          </w:p>
+        </w:tc>
+        <w:tc>
+          <w:tcPr>
+            <w:tcW w:w="5080" w:type="dxa"/>
+          </w:tcPr>
+          <w:p>
+            <w:pPr>
+              <w:spacing w:after="20"/>
+              <w:ind w:firstLine="0"/>
+              <w:rPr>
+                <w:sz w:val="20"/>
+              </w:rPr>
+            </w:pPr>
+            <w:r>
+              <w:rPr>
+                <w:sz w:val="20"/>
+              </w:rPr>
+              <w:t>Идентификация и аутентификация пользователей, разграничение ролей</w:t>
+            </w:r>
+          </w:p>
+        </w:tc>
+      </w:tr>
+      <w:tr>
+        <w:trPr>
+          <w:trHeight w:val="383"/>
+        </w:trPr>
+        <w:tc>
+          <w:tcPr>
+            <w:tcW w:w="5080" w:type="dxa"/>
+          </w:tcPr>
+          <w:p>
+            <w:pPr>
+              <w:spacing w:after="20"/>
+              <w:rPr>
+                <w:sz w:val="20"/>
+              </w:rPr>
+            </w:pPr>
+            <w:r>
+              <w:rPr>
+                <w:sz w:val="20"/>
+              </w:rPr>
+              <w:t>Ф7</w:t>
+            </w:r>
+          </w:p>
+        </w:tc>
+        <w:tc>
+          <w:tcPr>
+            <w:tcW w:w="5080" w:type="dxa"/>
+          </w:tcPr>
+          <w:p>
+            <w:pPr>
+              <w:spacing w:after="20"/>
+              <w:ind w:firstLine="0"/>
+              <w:rPr>
+                <w:sz w:val="20"/>
+              </w:rPr>
+            </w:pPr>
+            <w:r>
+              <w:rPr>
+                <w:sz w:val="20"/>
+              </w:rPr>
+              <w:t>REST API для доступа к данным (клиенты, стоимость заказов, анализ)</w:t>
+            </w:r>
+          </w:p>
+        </w:tc>
+      </w:tr>
+      <w:tr>
+        <w:trPr>
+          <w:trHeight w:val="199"/>
+        </w:trPr>
+        <w:tc>
+          <w:tcPr>
+            <w:tcW w:w="5080" w:type="dxa"/>
+          </w:tcPr>
+          <w:p>
+            <w:pPr>
+              <w:spacing w:after="20"/>
+              <w:rPr>
+                <w:sz w:val="20"/>
+              </w:rPr>
+            </w:pPr>
+            <w:r>
+              <w:rPr>
+                <w:sz w:val="20"/>
+              </w:rPr>
+              <w:t>Ф8</w:t>
+            </w:r>
+          </w:p>
+        </w:tc>
+        <w:tc>
+          <w:tcPr>
+            <w:tcW w:w="5080" w:type="dxa"/>
+          </w:tcPr>
+          <w:p>
+            <w:pPr>
+              <w:spacing w:after="20"/>
+              <w:ind w:firstLine="0"/>
+              <w:rPr>
+                <w:sz w:val="20"/>
+              </w:rPr>
+            </w:pPr>
+            <w:r>
+              <w:rPr>
+                <w:sz w:val="20"/>
+              </w:rPr>
+              <w:t>Логирование действий и ошибок</w:t>
+            </w:r>
+          </w:p>
+        </w:tc>
+      </w:tr>
+    </w:tbl>
+    <w:p>
+      <w:pPr>
+        <w:spacing w:after="0"/>
+      </w:pPr>
+    </w:p>
+    <w:p>
+      <w:pPr>
+        <w:pStyle w:val="21"/>
+        <w:ind w:left="851"/>
+      </w:pPr>
+      <w:r>
+        <w:t>2.4. Требования к структуре БД (3НФ)</w:t>
+      </w:r>
+    </w:p>
+    <w:p>
+      <w:r>
+        <w:t xml:space="preserve">• Единая схема именования: таблицы — единственное число, </w:t>
+      </w:r>
+      <w:proofErr w:type="spellStart"/>
+      <w:r>
+        <w:t>PascalCase</w:t>
+      </w:r>
+      <w:proofErr w:type="spellEnd"/>
+      <w:r>
+        <w:t xml:space="preserve">, PK = </w:t>
+      </w:r>
+      <w:proofErr w:type="spellStart"/>
+      <w:r>
+        <w:t>Id</w:t>
+      </w:r>
+      <w:proofErr w:type="spellEnd"/>
+      <w:r>
+        <w:t>, FK = &lt;Таблица&gt;</w:t>
+      </w:r>
+      <w:proofErr w:type="spellStart"/>
+      <w:r>
+        <w:t>Id</w:t>
+      </w:r>
+      <w:proofErr w:type="spellEnd"/>
+      <w:r>
+        <w:t>.</w:t>
+      </w:r>
+    </w:p>
+    <w:p>
+      <w:r>
+        <w:t>• Все таблицы нормализованы до 3НФ.</w:t>
+      </w:r>
+    </w:p>
+    <w:p>
+      <w:pPr>
+        <w:rPr>
           <w:lang w:val="en-US"/>
         </w:rPr>
       </w:pPr>
+      <w:r>
+        <w:rPr>
+          <w:lang w:val="en-US"/>
+        </w:rPr>
+        <w:t xml:space="preserve">• </w:t>
+      </w:r>
+      <w:r>
+        <w:t>Ограничения</w:t>
+      </w:r>
+      <w:r>
+        <w:rPr>
+          <w:lang w:val="en-US"/>
+        </w:rPr>
+        <w:t xml:space="preserve"> </w:t>
+      </w:r>
+      <w:r>
+        <w:t>целостности</w:t>
+      </w:r>
+      <w:r>
+        <w:rPr>
+          <w:lang w:val="en-US"/>
+        </w:rPr>
+        <w:t>: PRIMARY KEY, FOREIGN KEY, UNIQUE, CHECK, DEFAULT.</w:t>
+      </w:r>
+    </w:p>
+    <w:p>
+      <w:r>
+        <w:t xml:space="preserve">• Пароли хранятся только в виде </w:t>
+      </w:r>
+      <w:proofErr w:type="spellStart"/>
+      <w:r>
+        <w:t>хеша</w:t>
+      </w:r>
+      <w:proofErr w:type="spellEnd"/>
+      <w:r>
+        <w:t xml:space="preserve"> (SHA-256 + соль).</w:t>
+      </w:r>
+    </w:p>
+    <w:p>
+      <w:pPr>
+        <w:pStyle w:val="21"/>
+        <w:ind w:left="851"/>
+      </w:pPr>
+      <w:r>
+        <w:t>2.5. Требования к надёжности и сопровождению</w:t>
+      </w:r>
+    </w:p>
+    <w:p>
+      <w:r>
+        <w:t>• Резервное копирование: FULL (еженедельно), DIFF (ежедневно), LOG (каждые 2 часа).</w:t>
+      </w:r>
+    </w:p>
+    <w:p>
+      <w:r>
+        <w:t>• Тестовое восстановление из резервной копии не реже 1 раза в неделю.</w:t>
+      </w:r>
+    </w:p>
+    <w:p>
+      <w:r>
+        <w:t>• Обновление структуры БД без потери данных.</w:t>
+      </w:r>
+    </w:p>
+    <w:p>
+      <w:r>
+        <w:t>• Обработка исключительных ситуаций во всех модулях.</w:t>
+      </w:r>
+    </w:p>
+    <w:p>
+      <w:pPr>
+        <w:spacing w:after="0"/>
+        <w:ind w:firstLine="0"/>
+        <w:rPr>
+          <w:b/>
+          <w:sz w:val="26"/>
+        </w:rPr>
+      </w:pPr>
+      <w:r>
+        <w:br w:type="page"/>
+      </w:r>
+    </w:p>
+    <w:p>
+      <w:pPr>
+        <w:pStyle w:val="21"/>
+        <w:ind w:left="851"/>
+      </w:pPr>
+      <w:r>
+        <w:lastRenderedPageBreak/>
+        <w:t>2.6. Требования к программному обеспечению</w:t>
+      </w:r>
+    </w:p>
+    <w:p>
+      <w:r>
+        <w:t>• ОС: Windows 10/11 или Windows Server 2019+.</w:t>
+      </w:r>
+    </w:p>
+    <w:p>
+      <w:pPr>
+        <w:rPr>
+          <w:lang w:val="en-US"/>
+        </w:rPr>
+      </w:pPr>
+      <w:r>
+        <w:rPr>
+          <w:lang w:val="en-US"/>
+        </w:rPr>
+        <w:t xml:space="preserve">• </w:t>
+      </w:r>
+      <w:r>
+        <w:t>СУБД</w:t>
+      </w:r>
+      <w:r>
+        <w:rPr>
+          <w:lang w:val="en-US"/>
+        </w:rPr>
+        <w:t>: MS SQL Server 2019+ (</w:t>
+      </w:r>
+      <w:r>
+        <w:t>для</w:t>
+      </w:r>
+      <w:r>
+        <w:rPr>
+          <w:lang w:val="en-US"/>
+        </w:rPr>
+        <w:t xml:space="preserve"> OPENJSON — SQL Server 2016+).</w:t>
+      </w:r>
+    </w:p>
+    <w:p>
+      <w:pPr>
+        <w:rPr>
+          <w:lang w:val="en-US"/>
+        </w:rPr>
+      </w:pPr>
+      <w:r>
+        <w:rPr>
+          <w:lang w:val="en-US"/>
+        </w:rPr>
+        <w:t>• .NET SDK 8.0, Visual Studio 2022.</w:t>
+      </w:r>
+    </w:p>
+    <w:p>
+      <w:pPr>
+        <w:rPr>
+          <w:lang w:val="en-US"/>
+        </w:rPr>
+      </w:pPr>
+      <w:r>
+        <w:rPr>
+          <w:lang w:val="en-US"/>
+        </w:rPr>
+        <w:t>• Postman (</w:t>
+      </w:r>
+      <w:r>
+        <w:t>для</w:t>
+      </w:r>
+      <w:r>
+        <w:rPr>
+          <w:lang w:val="en-US"/>
+        </w:rPr>
+        <w:t xml:space="preserve"> </w:t>
+      </w:r>
+      <w:r>
+        <w:t>тестирования</w:t>
+      </w:r>
+      <w:r>
+        <w:rPr>
+          <w:lang w:val="en-US"/>
+        </w:rPr>
+        <w:t xml:space="preserve"> API).</w:t>
+      </w:r>
+    </w:p>
+    <w:p>
+      <w:pPr>
+        <w:rPr>
+          <w:lang w:val="en-US"/>
+        </w:rPr>
+      </w:pPr>
+      <w:r>
+        <w:rPr>
+          <w:lang w:val="en-US"/>
+        </w:rPr>
+        <w:t xml:space="preserve"> </w:t>
+      </w:r>
+    </w:p>
+    <w:p>
       <w:r>
         <w:rPr>
           <w:b/>
           <w:bCs/>
         </w:rPr>
-        <w:t xml:space="preserve">ЛАБОРАТОРНАЯ РАБОТА № </w:t>
-      </w:r>
-      <w:r>
-        <w:rPr>
-          <w:b/>
-          <w:bCs/>
-          <w:lang w:val="en-US"/>
-        </w:rPr>
-        <w:t>1</w:t>
-      </w:r>
-    </w:p>
-    <w:p>
-      <w:pPr>
-        <w:rPr>
-          <w:lang w:val="en-US"/>
-        </w:rPr>
-      </w:pPr>
-      <w:r>
-        <w:rPr>
-          <w:b/>
-          <w:bCs/>
-        </w:rPr>
-        <w:t>Тема:</w:t>
+        <w:t>Вывод:</w:t>
       </w:r>
       <w:r>
         <w:t xml:space="preserve"> </w:t>
       </w:r>
-    </w:p>
-    <w:p>
-      <w:pPr>
-        <w:rPr>
-          <w:lang w:val="en-US"/>
-        </w:rPr>
-      </w:pPr>
-      <w:r>
-        <w:rPr>
-          <w:b/>
-          <w:bCs/>
-        </w:rPr>
-        <w:t>Цель работы:</w:t>
-      </w:r>
-      <w:r>
-        <w:t xml:space="preserve"> </w:t>
-      </w:r>
-    </w:p>
-    <w:p>
-      <w:r>
-        <w:rPr>
-          <w:b/>
-          <w:bCs/>
-        </w:rPr>
-        <w:t>Задание:</w:t>
-      </w:r>
-    </w:p>
-    <w:p>
-      <w:pPr>
-        <w:pStyle w:val="af"/>
-        <w:numPr>
-          <w:ilvl w:val="0"/>
-          <w:numId w:val="22"/>
-        </w:numPr>
-        <w:contextualSpacing/>
-      </w:pPr>
-    </w:p>
-    <w:p>
-      <w:pPr>
-        <w:pStyle w:val="af"/>
-        <w:numPr>
-          <w:ilvl w:val="0"/>
-          <w:numId w:val="22"/>
-        </w:numPr>
-        <w:contextualSpacing/>
-      </w:pPr>
-    </w:p>
-    <w:p>
-      <w:pPr>
-        <w:pStyle w:val="af"/>
-        <w:numPr>
-          <w:ilvl w:val="0"/>
-          <w:numId w:val="22"/>
-        </w:numPr>
-        <w:contextualSpacing/>
-      </w:pPr>
-    </w:p>
-    <w:p>
-      <w:pPr>
-        <w:pStyle w:val="af"/>
-        <w:numPr>
-          <w:ilvl w:val="0"/>
-          <w:numId w:val="22"/>
-        </w:numPr>
-        <w:contextualSpacing/>
-      </w:pPr>
-    </w:p>
-    <w:p>
-      <w:pPr>
-        <w:pStyle w:val="af"/>
-        <w:numPr>
-          <w:ilvl w:val="0"/>
-          <w:numId w:val="22"/>
-        </w:numPr>
-        <w:contextualSpacing/>
-      </w:pPr>
-    </w:p>
-    <w:p>
-      <w:pPr>
-        <w:pStyle w:val="af"/>
-        <w:numPr>
-          <w:ilvl w:val="0"/>
-          <w:numId w:val="22"/>
-        </w:numPr>
-        <w:contextualSpacing/>
-      </w:pPr>
-    </w:p>
-    <w:p>
-      <w:pPr>
-        <w:pStyle w:val="af"/>
-        <w:numPr>
-          <w:ilvl w:val="0"/>
-          <w:numId w:val="22"/>
-        </w:numPr>
-        <w:contextualSpacing/>
-      </w:pPr>
-    </w:p>
-    <w:p>
-      <w:pPr>
-        <w:ind w:firstLine="0"/>
-      </w:pPr>
-    </w:p>
-    <w:p>
-      <w:pPr>
-        <w:numPr>
-          <w:ilvl w:val="0"/>
-          <w:numId w:val="23"/>
-        </w:numPr>
-        <w:spacing w:after="160" w:line="259" w:lineRule="auto"/>
-        <w:ind w:firstLine="0"/>
-      </w:pPr>
-      <w:r>
-        <w:t>Подглава</w:t>
+      <w:r>
+        <w:t xml:space="preserve">ТЗ зафиксировало границы системы: ИС «Автоцентр Плюс» должна включать БД из 10 таблиц в 3НФ, клиентское приложение </w:t>
+      </w:r>
+      <w:proofErr w:type="spellStart"/>
+      <w:r>
+        <w:t>WinForms</w:t>
+      </w:r>
+      <w:proofErr w:type="spellEnd"/>
+      <w:r>
+        <w:t xml:space="preserve"> с ролевым доступом, REST API и подсистему отчётности. Требования раздела служат основанием для проектирования ER-модели (Раздел 3) и создания БД (Раздел 4).</w:t>
       </w:r>
     </w:p>
     <w:sectPr>
       <w:footerReference w:type="default" r:id="rId8"/>
       <w:pgSz w:w="11906" w:h="16838"/>
-      <w:pgMar w:top="964" w:right="680" w:bottom="1985" w:left="1304" w:header="284" w:footer="720" w:gutter="0"/>
+      <w:pgMar w:top="1080" w:right="1080" w:bottom="1080" w:left="1224" w:header="284" w:footer="720" w:gutter="0"/>
       <w:cols w:space="720"/>
       <w:docGrid w:linePitch="272"/>
     </w:sectPr>
@@ -194,6 +1104,7 @@
   <w:p>
     <w:pPr>
       <w:pStyle w:val="a9"/>
+      <w:jc w:val="center"/>
     </w:pPr>
     <w:r>
       <w:rPr>
@@ -202,7 +1113,7 @@
       <mc:AlternateContent>
         <mc:Choice Requires="wpg">
           <w:drawing>
-            <wp:anchor distT="0" distB="0" distL="114300" distR="114300" simplePos="0" relativeHeight="251659264" behindDoc="0" locked="1" layoutInCell="0" allowOverlap="1" wp14:anchorId="1EC0C23F" wp14:editId="26ECC758">
+            <wp:anchor distT="0" distB="0" distL="114300" distR="114300" simplePos="0" relativeHeight="251659264" behindDoc="0" locked="1" layoutInCell="0" allowOverlap="1" wp14:anchorId="2C633CF6" wp14:editId="762668FA">
               <wp:simplePos x="0" y="0"/>
               <wp:positionH relativeFrom="page">
                 <wp:posOffset>720090</wp:posOffset>
@@ -932,6 +1843,7 @@
                                     </w:rPr>
                                     <w:t xml:space="preserve"> </w:t>
                                   </w:r>
+                                  <w:proofErr w:type="spellStart"/>
                                   <w:r>
                                     <w:rPr>
                                       <w:rFonts w:ascii="GOST type B" w:hAnsi="GOST type B"/>
@@ -939,6 +1851,7 @@
                                     </w:rPr>
                                     <w:t>докум</w:t>
                                   </w:r>
+                                  <w:proofErr w:type="spellEnd"/>
                                   <w:r>
                                     <w:rPr>
                                       <w:rFonts w:ascii="GOST type B" w:hAnsi="GOST type B"/>
@@ -970,6 +1883,7 @@
                                       <w:sz w:val="18"/>
                                     </w:rPr>
                                   </w:pPr>
+                                  <w:proofErr w:type="spellStart"/>
                                   <w:r>
                                     <w:rPr>
                                       <w:rFonts w:ascii="GOST type B" w:hAnsi="GOST type B"/>
@@ -977,6 +1891,7 @@
                                     </w:rPr>
                                     <w:t>Подпись</w:t>
                                   </w:r>
+                                  <w:proofErr w:type="spellEnd"/>
                                 </w:p>
                               </w:tc>
                               <w:tc>
@@ -1074,7 +1989,7 @@
         </mc:Choice>
         <mc:Fallback>
           <w:pict>
-            <v:group w14:anchorId="1EC0C23F" id="Group 1" o:spid="_x0000_s1026" style="position:absolute;left:0;text-align:left;margin-left:56.7pt;margin-top:19.85pt;width:518.9pt;height:802.2pt;z-index:251659264;mso-position-horizontal-relative:page;mso-position-vertical-relative:page" coordorigin="1134,397" coordsize="10378,16044" o:gfxdata="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" o:allowincell="f">
+            <v:group w14:anchorId="2C633CF6" id="Group 1" o:spid="_x0000_s1026" style="position:absolute;left:0;text-align:left;margin-left:56.7pt;margin-top:19.85pt;width:518.9pt;height:802.2pt;z-index:251659264;mso-position-horizontal-relative:page;mso-position-vertical-relative:page" coordorigin="1134,397" coordsize="10378,16044" o:gfxdata="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" o:allowincell="f">
               <v:line id="Line 2" o:spid="_x0000_s1027" style="position:absolute;visibility:visible;mso-wrap-style:square" from="1134,397" to="1134,16441" o:connectortype="straight" o:gfxdata="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" strokeweight="2.25pt"/>
               <v:line id="Line 3" o:spid="_x0000_s1028" style="position:absolute;visibility:visible;mso-wrap-style:square" from="11509,397" to="11509,16441" o:connectortype="straight" o:gfxdata="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" strokeweight="2.25pt"/>
               <v:line id="Line 4" o:spid="_x0000_s1029" style="position:absolute;visibility:visible;mso-wrap-style:square" from="1137,16441" to="11512,16441" o:connectortype="straight" o:gfxdata="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" strokeweight="2.25pt"/>
@@ -1589,6 +2504,7 @@
                               </w:rPr>
                               <w:t xml:space="preserve"> </w:t>
                             </w:r>
+                            <w:proofErr w:type="spellStart"/>
                             <w:r>
                               <w:rPr>
                                 <w:rFonts w:ascii="GOST type B" w:hAnsi="GOST type B"/>
@@ -1596,6 +2512,7 @@
                               </w:rPr>
                               <w:t>докум</w:t>
                             </w:r>
+                            <w:proofErr w:type="spellEnd"/>
                             <w:r>
                               <w:rPr>
                                 <w:rFonts w:ascii="GOST type B" w:hAnsi="GOST type B"/>
@@ -1627,6 +2544,7 @@
                                 <w:sz w:val="18"/>
                               </w:rPr>
                             </w:pPr>
+                            <w:proofErr w:type="spellStart"/>
                             <w:r>
                               <w:rPr>
                                 <w:rFonts w:ascii="GOST type B" w:hAnsi="GOST type B"/>
@@ -1634,6 +2552,7 @@
                               </w:rPr>
                               <w:t>Подпись</w:t>
                             </w:r>
+                            <w:proofErr w:type="spellEnd"/>
                           </w:p>
                         </w:tc>
                         <w:tc>
@@ -4688,8 +5607,12 @@
     <w:qFormat/>
     <w:rsid w:val="00002602"/>
     <w:pPr>
+      <w:spacing w:after="100"/>
       <w:ind w:firstLine="851"/>
     </w:pPr>
+    <w:rPr>
+      <w:sz w:val="22"/>
+    </w:rPr>
   </w:style>
   <w:style w:type="character" w:default="1" w:styleId="a0">
     <w:name w:val="Default Paragraph Font"/>
@@ -4886,7 +5809,7 @@
     <w:unhideWhenUsed/>
     <w:rsid w:val="008178BD"/>
     <w:pPr>
-      <w:spacing w:before="100" w:beforeAutospacing="1" w:after="100" w:afterAutospacing="1"/>
+      <w:spacing w:before="100" w:beforeAutospacing="1" w:afterAutospacing="1"/>
       <w:ind w:firstLine="0"/>
     </w:pPr>
     <w:rPr>
@@ -4942,6 +5865,40 @@
     <w:name w:val="token"/>
     <w:basedOn w:val="a0"/>
     <w:rsid w:val="008178BD"/>
+  </w:style>
+  <w:style w:type="paragraph" w:customStyle="1" w:styleId="1">
+    <w:name w:val="Заголовок1"/>
+    <w:rPr>
+      <w:b/>
+      <w:sz w:val="36"/>
+    </w:rPr>
+  </w:style>
+  <w:style w:type="paragraph" w:customStyle="1" w:styleId="11">
+    <w:name w:val="Заголовок 11"/>
+    <w:rPr>
+      <w:b/>
+      <w:sz w:val="32"/>
+    </w:rPr>
+  </w:style>
+  <w:style w:type="paragraph" w:customStyle="1" w:styleId="21">
+    <w:name w:val="Заголовок 21"/>
+    <w:rPr>
+      <w:b/>
+      <w:sz w:val="26"/>
+    </w:rPr>
+  </w:style>
+  <w:style w:type="paragraph" w:customStyle="1" w:styleId="31">
+    <w:name w:val="Заголовок 31"/>
+    <w:rPr>
+      <w:b/>
+      <w:sz w:val="24"/>
+    </w:rPr>
+  </w:style>
+  <w:style w:type="paragraph" w:customStyle="1" w:styleId="10">
+    <w:name w:val="Нумерованный список1"/>
+  </w:style>
+  <w:style w:type="paragraph" w:customStyle="1" w:styleId="12">
+    <w:name w:val="Маркированный список1"/>
   </w:style>
 </w:styles>
 </file>
